--- a/DocNumber_PRJ_Verification_Strategy (2).docx
+++ b/DocNumber_PRJ_Verification_Strategy (2).docx
@@ -8498,6 +8498,12 @@
             <w:insideH w:val="single" w:color="auto" w:sz="4" w:space="0"/>
             <w:insideV w:val="single" w:color="auto" w:sz="4" w:space="0"/>
           </w:tblBorders>
+          <w:tblCellMar>
+            <w:top w:w="0" w:type="dxa"/>
+            <w:left w:w="108" w:type="dxa"/>
+            <w:bottom w:w="0" w:type="dxa"/>
+            <w:right w:w="108" w:type="dxa"/>
+          </w:tblCellMar>
         </w:tblPrEx>
         <w:trPr>
           <w:cantSplit/>
@@ -9301,8 +9307,8 @@
         </w:rPr>
       </w:pPr>
       <w:bookmarkStart w:id="19" w:name="_Ref471892927"/>
-      <w:bookmarkStart w:id="20" w:name="_Toc471897168"/>
-      <w:bookmarkStart w:id="21" w:name="_Ref471892919"/>
+      <w:bookmarkStart w:id="20" w:name="_Ref471892919"/>
+      <w:bookmarkStart w:id="21" w:name="_Toc471897168"/>
       <w:r>
         <w:rPr>
           <w:rStyle w:val="41"/>
@@ -10113,10 +10119,10 @@
       <w:bookmarkStart w:id="24" w:name="_Toc109739500"/>
       <w:bookmarkStart w:id="25" w:name="_Ref93978271"/>
       <w:bookmarkStart w:id="26" w:name="_Toc238626924"/>
-      <w:bookmarkStart w:id="27" w:name="_Toc405629572"/>
-      <w:bookmarkStart w:id="28" w:name="_Ref93978284"/>
-      <w:bookmarkStart w:id="29" w:name="_Toc471897169"/>
-      <w:bookmarkStart w:id="30" w:name="_Toc460861184"/>
+      <w:bookmarkStart w:id="27" w:name="_Ref93978284"/>
+      <w:bookmarkStart w:id="28" w:name="_Toc405629572"/>
+      <w:bookmarkStart w:id="29" w:name="_Toc460861184"/>
+      <w:bookmarkStart w:id="30" w:name="_Toc471897169"/>
       <w:r>
         <w:rPr>
           <w:rStyle w:val="41"/>
@@ -11233,12 +11239,6 @@
                 <w:rFonts w:cs="Arial"/>
               </w:rPr>
             </w:pPr>
-            <w:r>
-              <w:rPr>
-                <w:rFonts w:cs="Arial"/>
-              </w:rPr>
-              <w:t>I or Q</w:t>
-            </w:r>
           </w:p>
         </w:tc>
       </w:tr>
@@ -11334,12 +11334,6 @@
                 <w:rFonts w:cs="Arial"/>
               </w:rPr>
             </w:pPr>
-            <w:r>
-              <w:rPr>
-                <w:rFonts w:cs="Arial"/>
-              </w:rPr>
-              <w:t>tdata, AXI4 register</w:t>
-            </w:r>
           </w:p>
         </w:tc>
       </w:tr>
@@ -11983,52 +11977,97 @@
       <w:pPr>
         <w:pStyle w:val="64"/>
         <w:numPr>
+          <w:numId w:val="0"/>
+        </w:numPr>
+        <w:ind w:left="360" w:leftChars="0"/>
+        <w:rPr>
+          <w:color w:val="FF0000"/>
+        </w:rPr>
+      </w:pPr>
+      <w:bookmarkStart w:id="41" w:name="_Toc471897705"/>
+      <w:r>
+        <w:t>DUV block verification: Synchronization_4G_top (IP top-level) is the DUV.</w:t>
+      </w:r>
+    </w:p>
+    <w:p>
+      <w:pPr>
+        <w:pStyle w:val="4"/>
+        <w:rPr>
+          <w:color w:val="000000" w:themeColor="text1"/>
+        </w:rPr>
+      </w:pPr>
+      <w:r>
+        <w:rPr>
+          <w:color w:val="000000" w:themeColor="text1"/>
+        </w:rPr>
+        <w:t>Verification goal:</w:t>
+      </w:r>
+      <w:bookmarkEnd w:id="41"/>
+    </w:p>
+    <w:p>
+      <w:pPr>
+        <w:pStyle w:val="5"/>
+        <w:numPr>
           <w:ilvl w:val="0"/>
           <w:numId w:val="4"/>
         </w:numPr>
         <w:rPr>
-          <w:color w:val="FF0000"/>
-        </w:rPr>
-      </w:pPr>
-      <w:bookmarkStart w:id="41" w:name="_Toc471897705"/>
-      <w:r>
-        <w:t>DUV block verification: Synchronization_4G_top (IP top-level) is the DUV.</w:t>
+          <w:color w:val="000000" w:themeColor="text1"/>
+        </w:rPr>
+      </w:pPr>
+      <w:r>
+        <w:rPr>
+          <w:color w:val="000000" w:themeColor="text1"/>
+        </w:rPr>
+        <w:t>Scope:</w:t>
       </w:r>
     </w:p>
     <w:p>
       <w:pPr>
-        <w:pStyle w:val="4"/>
-        <w:rPr>
-          <w:color w:val="000000" w:themeColor="text1"/>
-        </w:rPr>
-      </w:pPr>
-      <w:r>
-        <w:rPr>
-          <w:color w:val="000000" w:themeColor="text1"/>
-        </w:rPr>
-        <w:t>Verification goal:</w:t>
-      </w:r>
-      <w:bookmarkEnd w:id="41"/>
-    </w:p>
-    <w:p>
-      <w:pPr>
-        <w:pStyle w:val="5"/>
+        <w:pStyle w:val="64"/>
         <w:numPr>
           <w:ilvl w:val="0"/>
           <w:numId w:val="5"/>
         </w:numPr>
-        <w:rPr>
-          <w:color w:val="000000" w:themeColor="text1"/>
-        </w:rPr>
-      </w:pPr>
-      <w:r>
-        <w:rPr>
-          <w:color w:val="000000" w:themeColor="text1"/>
-        </w:rPr>
-        <w:t>Scope:</w:t>
+      </w:pPr>
+      <w:r>
+        <w:t>Black-box verification: all top-level ports are checked against the reference model and the IP specification: s_axis input, m_axis output, status pins (sync_flag, align_flag, sync_shift, sync_hop, sync_state, sync_mode, coarse_position, fine_position, sync_update), pos/pos_valid/tracking_error, AXI4 slave registers and interrupt.</w:t>
+      </w:r>
+    </w:p>
+    <w:p>
+      <w:pPr>
+        <w:pStyle w:val="64"/>
+        <w:numPr>
+          <w:ilvl w:val="0"/>
+          <w:numId w:val="5"/>
+        </w:numPr>
+      </w:pPr>
+      <w:r>
+        <w:t>White-box verification: intermediate quantities listed in Table 4.2 of the Requirement specification (downsampled buffer after scaling, metric M(τ), coarse peak value/position, fine window after scaling, metric M_f(j), fine peak value/position, scaling shift) are checked through i</w:t>
       </w:r>
       <w:bookmarkStart w:id="51" w:name="_GoBack"/>
       <w:bookmarkEnd w:id="51"/>
+      <w:r>
+        <w:t>nternal-signal probes. Probe signal names: NA.</w:t>
+      </w:r>
+    </w:p>
+    <w:p>
+      <w:pPr>
+        <w:pStyle w:val="5"/>
+        <w:numPr>
+          <w:ilvl w:val="0"/>
+          <w:numId w:val="4"/>
+        </w:numPr>
+        <w:rPr>
+          <w:color w:val="000000" w:themeColor="text1"/>
+        </w:rPr>
+      </w:pPr>
+      <w:r>
+        <w:rPr>
+          <w:color w:val="000000" w:themeColor="text1"/>
+        </w:rPr>
+        <w:t>Configuration/mode:</w:t>
+      </w:r>
     </w:p>
     <w:p>
       <w:pPr>
@@ -12039,7 +12078,7 @@
         </w:numPr>
       </w:pPr>
       <w:r>
-        <w:t>Black-box verification: all top-level ports are checked against the reference model and the IP specification: s_axis input, m_axis output, status pins (sync_flag, align_flag, sync_shift, sync_hop, sync_state, sync_mode, coarse_position, fine_position, sync_update), pos/pos_valid/tracking_error, AXI4 slave registers and interrupt.</w:t>
+        <w:t>Parameters: default configuration (THRESHOLD = 10^7, DATA_WIDTH = 16, POS_WIDTH = 32, FFO_PHA_WIDTH = 18, FFO_N_ITER = 16). Other legal parameter values (e.g. POS_WIDTH = 16): NA.</w:t>
       </w:r>
     </w:p>
     <w:p>
@@ -12051,7 +12090,31 @@
         </w:numPr>
       </w:pPr>
       <w:r>
-        <w:t>White-box verification: intermediate quantities listed in Table 4.2 of the Requirement specification (downsampled buffer after scaling, metric M(τ), coarse peak value/position, fine window after scaling, metric M_f(j), fine peak value/position, scaling shift) are checked through internal-signal probes. Probe signal names: NA.</w:t>
+        <w:t>Sync block: verify all states (0...3) and modes (INITIAL, STANDARD, TRACKING) and their transitions: immediate attempt, regular call, tracking call, loss of sync, reset and re-acquisition.</w:t>
+      </w:r>
+    </w:p>
+    <w:p>
+      <w:pPr>
+        <w:pStyle w:val="64"/>
+        <w:numPr>
+          <w:ilvl w:val="0"/>
+          <w:numId w:val="6"/>
+        </w:numPr>
+      </w:pPr>
+      <w:r>
+        <w:t>Operation: interrupt mode (SYNC_INTE = 0x3) and polling mode (SYNC_INTE = 0x0); IP enable (SYNC_CTRL.EN) on/off; software reset (SYNC_SWRS).</w:t>
+      </w:r>
+    </w:p>
+    <w:p>
+      <w:pPr>
+        <w:pStyle w:val="64"/>
+        <w:numPr>
+          <w:ilvl w:val="0"/>
+          <w:numId w:val="6"/>
+        </w:numPr>
+      </w:pPr>
+      <w:r>
+        <w:t>Clocks: clk and clk_250_MHz are asynchronous; clk from 25 MHz to 1 GHz; spacing of s_axis_tvalid from 16 to 64 clk_250_MHz cycles, including the real 32/33-cycle pattern of 7.68 Msps.</w:t>
       </w:r>
     </w:p>
     <w:p>
@@ -12059,7 +12122,7 @@
         <w:pStyle w:val="5"/>
         <w:numPr>
           <w:ilvl w:val="0"/>
-          <w:numId w:val="5"/>
+          <w:numId w:val="4"/>
         </w:numPr>
         <w:rPr>
           <w:color w:val="000000" w:themeColor="text1"/>
@@ -12069,7 +12132,7 @@
         <w:rPr>
           <w:color w:val="000000" w:themeColor="text1"/>
         </w:rPr>
-        <w:t>Configuration/mode:</w:t>
+        <w:t>Item:</w:t>
       </w:r>
     </w:p>
     <w:p>
@@ -12079,9 +12142,15 @@
           <w:ilvl w:val="0"/>
           <w:numId w:val="7"/>
         </w:numPr>
-      </w:pPr>
-      <w:r>
-        <w:t>Parameters: default configuration (THRESHOLD = 10^7, DATA_WIDTH = 16, POS_WIDTH = 32, FFO_PHA_WIDTH = 18, FFO_N_ITER = 16). Other legal parameter values (e.g. POS_WIDTH = 16): NA.</w:t>
+        <w:rPr>
+          <w:color w:val="000000" w:themeColor="text1"/>
+        </w:rPr>
+      </w:pPr>
+      <w:r>
+        <w:rPr>
+          <w:color w:val="000000" w:themeColor="text1"/>
+        </w:rPr>
+        <w:t>Code coverage:</w:t>
       </w:r>
     </w:p>
     <w:p>
@@ -12089,79 +12158,7 @@
         <w:pStyle w:val="64"/>
         <w:numPr>
           <w:ilvl w:val="0"/>
-          <w:numId w:val="7"/>
-        </w:numPr>
-      </w:pPr>
-      <w:r>
-        <w:t>Sync block: verify all states (0...3) and modes (INITIAL, STANDARD, TRACKING) and their transitions: immediate attempt, regular call, tracking call, loss of sync, reset and re-acquisition.</w:t>
-      </w:r>
-    </w:p>
-    <w:p>
-      <w:pPr>
-        <w:pStyle w:val="64"/>
-        <w:numPr>
-          <w:ilvl w:val="0"/>
-          <w:numId w:val="7"/>
-        </w:numPr>
-      </w:pPr>
-      <w:r>
-        <w:t>Operation: interrupt mode (SYNC_INTE = 0x3) and polling mode (SYNC_INTE = 0x0); IP enable (SYNC_CTRL.EN) on/off; software reset (SYNC_SWRS).</w:t>
-      </w:r>
-    </w:p>
-    <w:p>
-      <w:pPr>
-        <w:pStyle w:val="64"/>
-        <w:numPr>
-          <w:ilvl w:val="0"/>
-          <w:numId w:val="7"/>
-        </w:numPr>
-      </w:pPr>
-      <w:r>
-        <w:t>Clocks: clk and clk_250_MHz are asynchronous; clk from 25 MHz to 1 GHz; spacing of s_axis_tvalid from 16 to 64 clk_250_MHz cycles, including the real 32/33-cycle pattern of 7.68 Msps.</w:t>
-      </w:r>
-    </w:p>
-    <w:p>
-      <w:pPr>
-        <w:pStyle w:val="5"/>
-        <w:numPr>
-          <w:ilvl w:val="0"/>
-          <w:numId w:val="5"/>
-        </w:numPr>
-        <w:rPr>
-          <w:color w:val="000000" w:themeColor="text1"/>
-        </w:rPr>
-      </w:pPr>
-      <w:r>
-        <w:rPr>
-          <w:color w:val="000000" w:themeColor="text1"/>
-        </w:rPr>
-        <w:t>Item:</w:t>
-      </w:r>
-    </w:p>
-    <w:p>
-      <w:pPr>
-        <w:pStyle w:val="64"/>
-        <w:numPr>
-          <w:ilvl w:val="0"/>
-          <w:numId w:val="8"/>
-        </w:numPr>
-        <w:rPr>
-          <w:color w:val="000000" w:themeColor="text1"/>
-        </w:rPr>
-      </w:pPr>
-      <w:r>
-        <w:rPr>
-          <w:color w:val="000000" w:themeColor="text1"/>
-        </w:rPr>
-        <w:t>Code coverage:</w:t>
-      </w:r>
-    </w:p>
-    <w:p>
-      <w:pPr>
-        <w:pStyle w:val="64"/>
-        <w:numPr>
-          <w:ilvl w:val="0"/>
-          <w:numId w:val="7"/>
+          <w:numId w:val="6"/>
         </w:numPr>
         <w:rPr>
           <w:rFonts w:cs="Arial"/>
@@ -12845,7 +12842,7 @@
         <w:pStyle w:val="64"/>
         <w:numPr>
           <w:ilvl w:val="0"/>
-          <w:numId w:val="8"/>
+          <w:numId w:val="7"/>
         </w:numPr>
         <w:rPr>
           <w:color w:val="000000" w:themeColor="text1"/>
@@ -12856,6 +12853,30 @@
           <w:color w:val="000000" w:themeColor="text1"/>
         </w:rPr>
         <w:t>Functional coverage:</w:t>
+      </w:r>
+    </w:p>
+    <w:p>
+      <w:pPr>
+        <w:pStyle w:val="64"/>
+        <w:numPr>
+          <w:ilvl w:val="0"/>
+          <w:numId w:val="6"/>
+        </w:numPr>
+      </w:pPr>
+      <w:r>
+        <w:t>All items described in the verification items document have to be covered (verification items: NA).</w:t>
+      </w:r>
+    </w:p>
+    <w:p>
+      <w:pPr>
+        <w:pStyle w:val="64"/>
+        <w:numPr>
+          <w:ilvl w:val="0"/>
+          <w:numId w:val="6"/>
+        </w:numPr>
+      </w:pPr>
+      <w:r>
+        <w:t>Planned cover points: cyclic delay d (k = 0...4; s = 0, 1, 4351, 4352, 7678, 7679 in each k; d around 27390...27423 and 34530...35100), SNR (no noise, 10, 4, 0, −6 dB), call type (immediate attempt pass/fail, regular call, tracking call, |s| &gt; 30 reset), state/mode transitions, register access type (RW, RO, W1C, WO-P, SLVERR, burst INCR/WRAP), interrupt enable x status combinations, FFO offset up to ±7.2 kHz.</w:t>
       </w:r>
     </w:p>
     <w:p>
@@ -12865,9 +12886,75 @@
           <w:ilvl w:val="0"/>
           <w:numId w:val="7"/>
         </w:numPr>
-      </w:pPr>
-      <w:r>
-        <w:t>All items described in the verification items document have to be covered (verification items: NA).</w:t>
+        <w:rPr>
+          <w:color w:val="000000" w:themeColor="text1"/>
+        </w:rPr>
+      </w:pPr>
+      <w:r>
+        <w:rPr>
+          <w:color w:val="000000" w:themeColor="text1"/>
+        </w:rPr>
+        <w:t>Timing check:</w:t>
+      </w:r>
+    </w:p>
+    <w:p>
+      <w:pPr>
+        <w:pStyle w:val="64"/>
+        <w:numPr>
+          <w:ilvl w:val="0"/>
+          <w:numId w:val="6"/>
+        </w:numPr>
+      </w:pPr>
+      <w:r>
+        <w:t>Spacing of two s_axis_tvalid samples ≥ 16 clk_250_MHz cycles (4·(MUL_DELAY + 3)).</w:t>
+      </w:r>
+    </w:p>
+    <w:p>
+      <w:pPr>
+        <w:pStyle w:val="64"/>
+        <w:numPr>
+          <w:ilvl w:val="0"/>
+          <w:numId w:val="6"/>
+        </w:numPr>
+      </w:pPr>
+      <w:r>
+        <w:t>pos_valid, tracking_error and sync_update are 1-cycle pulses; m_axis_tvalid is deasserted after tracking_error, software reset or EN = 0.</w:t>
+      </w:r>
+    </w:p>
+    <w:p>
+      <w:pPr>
+        <w:pStyle w:val="64"/>
+        <w:numPr>
+          <w:ilvl w:val="0"/>
+          <w:numId w:val="6"/>
+        </w:numPr>
+      </w:pPr>
+      <w:r>
+        <w:t>STAT.VLD/STAT.ERR and interrupt rise within the specified delay after pos_valid/tracking_error; interrupt = (INTE.ERRE &amp; STAT.ERR) | (INTE.VLDE &amp; STAT.VLD).</w:t>
+      </w:r>
+    </w:p>
+    <w:p>
+      <w:pPr>
+        <w:pStyle w:val="64"/>
+        <w:numPr>
+          <w:ilvl w:val="0"/>
+          <w:numId w:val="6"/>
+        </w:numPr>
+      </w:pPr>
+      <w:r>
+        <w:t>Software reset: core held in reset for CLR_CYCLES + 1 clk_250_MHz cycles, ignored when SYNC_CTRL.EN = 1.</w:t>
+      </w:r>
+    </w:p>
+    <w:p>
+      <w:pPr>
+        <w:pStyle w:val="64"/>
+        <w:numPr>
+          <w:ilvl w:val="0"/>
+          <w:numId w:val="6"/>
+        </w:numPr>
+      </w:pPr>
+      <w:r>
+        <w:t>AXI4 protocol and response codes (SLVERR for invalid or read-only access): VIP protocol checker.</w:t>
       </w:r>
     </w:p>
     <w:p>
@@ -12877,9 +12964,87 @@
           <w:ilvl w:val="0"/>
           <w:numId w:val="7"/>
         </w:numPr>
-      </w:pPr>
-      <w:r>
-        <w:t>Planned cover points: cyclic delay d (k = 0...4; s = 0, 1, 4351, 4352, 7678, 7679 in each k; d around 27390...27423 and 34530...35100), SNR (no noise, 10, 4, 0, −6 dB), call type (immediate attempt pass/fail, regular call, tracking call, |s| &gt; 30 reset), state/mode transitions, register access type (RW, RO, W1C, WO-P, SLVERR, burst INCR/WRAP), interrupt enable x status combinations, FFO offset up to ±7.2 kHz.</w:t>
+        <w:rPr>
+          <w:color w:val="000000" w:themeColor="text1"/>
+        </w:rPr>
+      </w:pPr>
+      <w:r>
+        <w:rPr>
+          <w:color w:val="000000" w:themeColor="text1"/>
+        </w:rPr>
+        <w:t>Connection check:</w:t>
+      </w:r>
+    </w:p>
+    <w:p>
+      <w:pPr>
+        <w:pStyle w:val="64"/>
+        <w:numPr>
+          <w:ilvl w:val="0"/>
+          <w:numId w:val="6"/>
+        </w:numPr>
+      </w:pPr>
+      <w:r>
+        <w:t>Check connection from Synchronization_4G_top to Synchronization_4G_AXI4_wrapper, Synchronization_4G_core, Synchronization_4G_ffo_loop and Synchronization_4G_interrupt by SVA, e.g. the FFO loop between core and ffo_loop (tan_angle to FFO_in, angle to cos_sin), core_rstn generation, gating of s_axis_tvalid and half_frame_trigger by Sync_enable.</w:t>
+      </w:r>
+    </w:p>
+    <w:p>
+      <w:pPr>
+        <w:pStyle w:val="64"/>
+        <w:numPr>
+          <w:ilvl w:val="0"/>
+          <w:numId w:val="7"/>
+        </w:numPr>
+        <w:rPr>
+          <w:color w:val="000000" w:themeColor="text1"/>
+        </w:rPr>
+      </w:pPr>
+      <w:r>
+        <w:rPr>
+          <w:color w:val="000000" w:themeColor="text1"/>
+        </w:rPr>
+        <w:t>Synchronizer circuit check:</w:t>
+      </w:r>
+    </w:p>
+    <w:p>
+      <w:pPr>
+        <w:pStyle w:val="64"/>
+        <w:numPr>
+          <w:ilvl w:val="0"/>
+          <w:numId w:val="6"/>
+        </w:numPr>
+      </w:pPr>
+      <w:r>
+        <w:t>Check input and output of the synchronizer circuits by SVA: Sync_enable (clk to clk_250_MHz, level), Sync_clear (SYNC_SWRS pulse, toggle synchronizer), pos_valid/tracking_error/pos (clk_250_MHz to clk, toggle synchronizer and pos_hold).</w:t>
+      </w:r>
+    </w:p>
+    <w:p>
+      <w:pPr>
+        <w:pStyle w:val="64"/>
+        <w:numPr>
+          <w:ilvl w:val="0"/>
+          <w:numId w:val="6"/>
+        </w:numPr>
+      </w:pPr>
+      <w:r>
+        <w:t>Minimum spacing: two pos_valid edges &gt; 4 clk cycles, two tracking_error edges &gt; 2 clk cycles, two SYNC_SWRS writes &gt; 2 clk_250_MHz cycles; clock-ratio sweep with several phase offsets.</w:t>
+      </w:r>
+    </w:p>
+    <w:p>
+      <w:pPr>
+        <w:pStyle w:val="64"/>
+        <w:numPr>
+          <w:ilvl w:val="0"/>
+          <w:numId w:val="7"/>
+        </w:numPr>
+        <w:rPr>
+          <w:color w:val="000000" w:themeColor="text1"/>
+        </w:rPr>
+      </w:pPr>
+      <w:r>
+        <w:rPr>
+          <w:color w:val="000000" w:themeColor="text1"/>
+        </w:rPr>
+        <w:t>Data check:</w:t>
       </w:r>
     </w:p>
     <w:p>
@@ -12889,75 +13054,9 @@
           <w:ilvl w:val="0"/>
           <w:numId w:val="8"/>
         </w:numPr>
-        <w:rPr>
-          <w:color w:val="000000" w:themeColor="text1"/>
-        </w:rPr>
-      </w:pPr>
-      <w:r>
-        <w:rPr>
-          <w:color w:val="000000" w:themeColor="text1"/>
-        </w:rPr>
-        <w:t>Timing check:</w:t>
-      </w:r>
-    </w:p>
-    <w:p>
-      <w:pPr>
-        <w:pStyle w:val="64"/>
-        <w:numPr>
-          <w:ilvl w:val="0"/>
-          <w:numId w:val="7"/>
-        </w:numPr>
-      </w:pPr>
-      <w:r>
-        <w:t>Spacing of two s_axis_tvalid samples ≥ 16 clk_250_MHz cycles (4·(MUL_DELAY + 3)).</w:t>
-      </w:r>
-    </w:p>
-    <w:p>
-      <w:pPr>
-        <w:pStyle w:val="64"/>
-        <w:numPr>
-          <w:ilvl w:val="0"/>
-          <w:numId w:val="7"/>
-        </w:numPr>
-      </w:pPr>
-      <w:r>
-        <w:t>pos_valid, tracking_error and sync_update are 1-cycle pulses; m_axis_tvalid is deasserted after tracking_error, software reset or EN = 0.</w:t>
-      </w:r>
-    </w:p>
-    <w:p>
-      <w:pPr>
-        <w:pStyle w:val="64"/>
-        <w:numPr>
-          <w:ilvl w:val="0"/>
-          <w:numId w:val="7"/>
-        </w:numPr>
-      </w:pPr>
-      <w:r>
-        <w:t>STAT.VLD/STAT.ERR and interrupt rise within the specified delay after pos_valid/tracking_error; interrupt = (INTE.ERRE &amp; STAT.ERR) | (INTE.VLDE &amp; STAT.VLD).</w:t>
-      </w:r>
-    </w:p>
-    <w:p>
-      <w:pPr>
-        <w:pStyle w:val="64"/>
-        <w:numPr>
-          <w:ilvl w:val="0"/>
-          <w:numId w:val="7"/>
-        </w:numPr>
-      </w:pPr>
-      <w:r>
-        <w:t>Software reset: core held in reset for CLR_CYCLES + 1 clk_250_MHz cycles, ignored when SYNC_CTRL.EN = 1.</w:t>
-      </w:r>
-    </w:p>
-    <w:p>
-      <w:pPr>
-        <w:pStyle w:val="64"/>
-        <w:numPr>
-          <w:ilvl w:val="0"/>
-          <w:numId w:val="7"/>
-        </w:numPr>
-      </w:pPr>
-      <w:r>
-        <w:t>AXI4 protocol and response codes (SLVERR for invalid or read-only access): VIP protocol checker.</w:t>
+      </w:pPr>
+      <w:r>
+        <w:t>Reference model comparison: 8 outputs of every sync call (Table 4.1 of the Requirement specification) and the intermediate quantities (Table 4.2) are compared by NMSE (Table 5.1): −∞ dB required for all scalar quantities; vector quantities −∞ dB (≤ −60 dB only if agreed).</w:t>
       </w:r>
     </w:p>
     <w:p>
@@ -12967,27 +13066,9 @@
           <w:ilvl w:val="0"/>
           <w:numId w:val="8"/>
         </w:numPr>
-        <w:rPr>
-          <w:color w:val="000000" w:themeColor="text1"/>
-        </w:rPr>
-      </w:pPr>
-      <w:r>
-        <w:rPr>
-          <w:color w:val="000000" w:themeColor="text1"/>
-        </w:rPr>
-        <w:t>Connection check:</w:t>
-      </w:r>
-    </w:p>
-    <w:p>
-      <w:pPr>
-        <w:pStyle w:val="64"/>
-        <w:numPr>
-          <w:ilvl w:val="0"/>
-          <w:numId w:val="7"/>
-        </w:numPr>
-      </w:pPr>
-      <w:r>
-        <w:t>Check connection from Synchronization_4G_top to Synchronization_4G_AXI4_wrapper, Synchronization_4G_core, Synchronization_4G_ffo_loop and Synchronization_4G_interrupt by SVA, e.g. the FFO loop between core and ffo_loop (tan_angle to FFO_in, angle to cos_sin), core_rstn generation, gating of s_axis_tvalid and half_frame_trigger by Sync_enable.</w:t>
+      </w:pPr>
+      <w:r>
+        <w:t>Register/status check: SYNC_POS equals pos at pos_valid; SYNC_STAT VLD/ERR set and W1C clear (interrupt_clear has priority); reset values and access types of all registers.</w:t>
       </w:r>
     </w:p>
     <w:p>
@@ -12997,306 +13078,222 @@
           <w:ilvl w:val="0"/>
           <w:numId w:val="8"/>
         </w:numPr>
-        <w:rPr>
-          <w:color w:val="000000" w:themeColor="text1"/>
-        </w:rPr>
-      </w:pPr>
-      <w:r>
-        <w:rPr>
-          <w:color w:val="000000" w:themeColor="text1"/>
-        </w:rPr>
-        <w:t>Synchronizer circuit check:</w:t>
+      </w:pPr>
+      <w:r>
+        <w:t>m_axis data check: 38400 contiguous samples per half-frame including CP, first sample = first sample of subframe index 0, fixed delay of 4087 samples. Check of data values after FFO compensation and scaling: expected-data source NA (no reference model for CFO/FFO compensation).</w:t>
       </w:r>
     </w:p>
     <w:p>
       <w:pPr>
-        <w:pStyle w:val="64"/>
-        <w:numPr>
-          <w:ilvl w:val="0"/>
-          <w:numId w:val="7"/>
-        </w:numPr>
-      </w:pPr>
-      <w:r>
-        <w:t>Check input and output of the synchronizer circuits by SVA: Sync_enable (clk to clk_250_MHz, level), Sync_clear (SYNC_SWRS pulse, toggle synchronizer), pos_valid/tracking_error/pos (clk_250_MHz to clk, toggle synchronizer and pos_hold).</w:t>
-      </w:r>
+        <w:rPr>
+          <w:color w:val="000000" w:themeColor="text1"/>
+        </w:rPr>
+      </w:pPr>
     </w:p>
     <w:p>
       <w:pPr>
-        <w:pStyle w:val="64"/>
-        <w:numPr>
-          <w:ilvl w:val="0"/>
-          <w:numId w:val="7"/>
-        </w:numPr>
-      </w:pPr>
-      <w:r>
-        <w:t>Minimum spacing: two pos_valid edges &gt; 4 clk cycles, two tracking_error edges &gt; 2 clk cycles, two SYNC_SWRS writes &gt; 2 clk_250_MHz cycles; clock-ratio sweep with several phase offsets.</w:t>
-      </w:r>
+        <w:rPr>
+          <w:color w:val="000000" w:themeColor="text1"/>
+        </w:rPr>
+      </w:pPr>
     </w:p>
     <w:p>
       <w:pPr>
-        <w:pStyle w:val="64"/>
-        <w:numPr>
-          <w:ilvl w:val="0"/>
-          <w:numId w:val="8"/>
-        </w:numPr>
-        <w:rPr>
-          <w:color w:val="000000" w:themeColor="text1"/>
-        </w:rPr>
-      </w:pPr>
-      <w:r>
-        <w:rPr>
-          <w:color w:val="000000" w:themeColor="text1"/>
-        </w:rPr>
-        <w:t>Data check:</w:t>
+        <w:widowControl/>
+        <w:spacing w:line="240" w:lineRule="auto"/>
+        <w:rPr>
+          <w:color w:val="000000" w:themeColor="text1"/>
+        </w:rPr>
+      </w:pPr>
+      <w:r>
+        <w:rPr>
+          <w:color w:val="000000" w:themeColor="text1"/>
+        </w:rPr>
+        <w:br w:type="page"/>
       </w:r>
     </w:p>
     <w:p>
       <w:pPr>
-        <w:pStyle w:val="64"/>
+        <w:pStyle w:val="4"/>
+      </w:pPr>
+      <w:bookmarkStart w:id="45" w:name="_Toc471897706"/>
+      <w:r>
+        <w:t>Verification priority:</w:t>
+      </w:r>
+      <w:bookmarkEnd w:id="45"/>
+    </w:p>
+    <w:p>
+      <w:pPr>
+        <w:ind w:firstLine="840" w:firstLineChars="0"/>
+        <w:rPr>
+          <w:rFonts w:hint="default"/>
+          <w:lang w:val="en-US"/>
+        </w:rPr>
+      </w:pPr>
+      <w:r>
+        <w:rPr>
+          <w:rFonts w:hint="default"/>
+          <w:lang w:val="en-US"/>
+        </w:rPr>
+        <w:t>NA</w:t>
+      </w:r>
+    </w:p>
+    <w:p>
+      <w:pPr>
+        <w:pStyle w:val="4"/>
+        <w:rPr>
+          <w:color w:val="000000" w:themeColor="text1"/>
+        </w:rPr>
+      </w:pPr>
+      <w:bookmarkStart w:id="46" w:name="_Toc471897707"/>
+      <w:r>
+        <w:rPr>
+          <w:color w:val="000000" w:themeColor="text1"/>
+        </w:rPr>
+        <w:t>Verification methodology/EDA:</w:t>
+      </w:r>
+      <w:bookmarkEnd w:id="46"/>
+    </w:p>
+    <w:p>
+      <w:pPr>
+        <w:pStyle w:val="5"/>
         <w:numPr>
           <w:ilvl w:val="0"/>
           <w:numId w:val="9"/>
         </w:numPr>
-      </w:pPr>
-      <w:r>
-        <w:t>Reference model comparison: 8 outputs of every sync call (Table 4.1 of the Requirement specification) and the intermediate quantities (Table 4.2) are compared by NMSE (Table 5.1): −∞ dB required for all scalar quantities; vector quantities −∞ dB (≤ −60 dB only if agreed).</w:t>
+        <w:rPr>
+          <w:color w:val="000000" w:themeColor="text1"/>
+        </w:rPr>
+      </w:pPr>
+      <w:r>
+        <w:rPr>
+          <w:color w:val="000000" w:themeColor="text1"/>
+        </w:rPr>
+        <w:t>Environment:</w:t>
+      </w:r>
+      <w:r>
+        <w:rPr>
+          <w:rFonts w:hint="default"/>
+          <w:color w:val="000000" w:themeColor="text1"/>
+          <w:lang w:val="en-US"/>
+        </w:rPr>
+        <w:t xml:space="preserve"> </w:t>
       </w:r>
     </w:p>
     <w:p>
       <w:pPr>
-        <w:pStyle w:val="64"/>
+        <w:ind w:firstLine="840" w:firstLineChars="0"/>
+        <w:rPr>
+          <w:rFonts w:hint="default"/>
+          <w:lang w:val="en-US"/>
+        </w:rPr>
+      </w:pPr>
+      <w:r>
+        <w:rPr>
+          <w:rFonts w:hint="default"/>
+          <w:color w:val="000000" w:themeColor="text1"/>
+          <w:lang w:val="en-US"/>
+        </w:rPr>
+        <w:t>NA</w:t>
+      </w:r>
+    </w:p>
+    <w:p>
+      <w:pPr>
+        <w:pStyle w:val="5"/>
         <w:numPr>
           <w:ilvl w:val="0"/>
           <w:numId w:val="9"/>
         </w:numPr>
-      </w:pPr>
-      <w:r>
-        <w:t>Register/status check: SYNC_POS equals pos at pos_valid; SYNC_STAT VLD/ERR set and W1C clear (interrupt_clear has priority); reset values and access types of all registers.</w:t>
+        <w:rPr>
+          <w:color w:val="000000" w:themeColor="text1"/>
+        </w:rPr>
+      </w:pPr>
+      <w:r>
+        <w:rPr>
+          <w:color w:val="000000" w:themeColor="text1"/>
+        </w:rPr>
+        <w:t xml:space="preserve">Methodology: </w:t>
+      </w:r>
+      <w:r>
+        <w:rPr>
+          <w:color w:val="000000" w:themeColor="text1"/>
+        </w:rPr>
+        <w:br w:type="textWrapping"/>
+      </w:r>
+      <w:r>
+        <w:rPr>
+          <w:rFonts w:hint="default"/>
+          <w:color w:val="000000" w:themeColor="text1"/>
+          <w:lang w:val="en-US"/>
+        </w:rPr>
+        <w:tab/>
+      </w:r>
+      <w:r>
+        <w:rPr>
+          <w:rFonts w:hint="default"/>
+          <w:b w:val="0"/>
+          <w:bCs w:val="0"/>
+          <w:color w:val="000000" w:themeColor="text1"/>
+          <w:lang w:val="en-US"/>
+        </w:rPr>
+        <w:t>NA</w:t>
       </w:r>
     </w:p>
     <w:p>
       <w:pPr>
-        <w:pStyle w:val="64"/>
+        <w:pStyle w:val="5"/>
         <w:numPr>
           <w:ilvl w:val="0"/>
           <w:numId w:val="9"/>
         </w:numPr>
-      </w:pPr>
-      <w:r>
-        <w:t>m_axis data check: 38400 contiguous samples per half-frame including CP, first sample = first sample of subframe index 0, fixed delay of 4087 samples. Check of data values after FFO compensation and scaling: expected-data source NA (no reference model for CFO/FFO compensation).</w:t>
+        <w:rPr>
+          <w:color w:val="000000" w:themeColor="text1"/>
+        </w:rPr>
+      </w:pPr>
+      <w:r>
+        <w:rPr>
+          <w:color w:val="000000" w:themeColor="text1"/>
+        </w:rPr>
+        <w:t>EDA tool:</w:t>
       </w:r>
     </w:p>
     <w:p>
       <w:pPr>
-        <w:rPr>
-          <w:color w:val="000000" w:themeColor="text1"/>
-        </w:rPr>
-      </w:pPr>
-    </w:p>
-    <w:p>
-      <w:pPr>
-        <w:rPr>
-          <w:color w:val="000000" w:themeColor="text1"/>
-        </w:rPr>
-      </w:pPr>
-    </w:p>
-    <w:p>
-      <w:pPr>
-        <w:widowControl/>
-        <w:spacing w:line="240" w:lineRule="auto"/>
-        <w:rPr>
-          <w:color w:val="000000" w:themeColor="text1"/>
-        </w:rPr>
-      </w:pPr>
-      <w:r>
-        <w:rPr>
-          <w:color w:val="000000" w:themeColor="text1"/>
-        </w:rPr>
-        <w:br w:type="page"/>
-      </w:r>
-    </w:p>
-    <w:p>
-      <w:pPr>
-        <w:pStyle w:val="4"/>
-      </w:pPr>
-      <w:bookmarkStart w:id="45" w:name="_Toc471897706"/>
-      <w:r>
-        <w:t>Verification priority:</w:t>
-      </w:r>
-      <w:bookmarkEnd w:id="45"/>
-    </w:p>
-    <w:p>
-      <w:pPr>
-        <w:ind w:firstLine="840" w:firstLineChars="0"/>
-        <w:rPr>
-          <w:rFonts w:hint="default"/>
-          <w:lang w:val="en-US"/>
-        </w:rPr>
-      </w:pPr>
-      <w:r>
-        <w:rPr>
-          <w:rFonts w:hint="default"/>
-          <w:lang w:val="en-US"/>
-        </w:rPr>
-        <w:t>NA</w:t>
-      </w:r>
-    </w:p>
-    <w:p>
-      <w:pPr>
-        <w:pStyle w:val="4"/>
-        <w:rPr>
-          <w:color w:val="000000" w:themeColor="text1"/>
-        </w:rPr>
-      </w:pPr>
-      <w:bookmarkStart w:id="46" w:name="_Toc471897707"/>
-      <w:r>
-        <w:rPr>
-          <w:color w:val="000000" w:themeColor="text1"/>
-        </w:rPr>
-        <w:t>Verification methodology/EDA:</w:t>
-      </w:r>
-      <w:bookmarkEnd w:id="46"/>
-    </w:p>
-    <w:p>
-      <w:pPr>
-        <w:pStyle w:val="5"/>
+        <w:pStyle w:val="64"/>
         <w:numPr>
           <w:ilvl w:val="0"/>
           <w:numId w:val="10"/>
         </w:numPr>
-        <w:rPr>
-          <w:color w:val="000000" w:themeColor="text1"/>
-        </w:rPr>
-      </w:pPr>
-      <w:r>
-        <w:rPr>
-          <w:color w:val="000000" w:themeColor="text1"/>
-        </w:rPr>
-        <w:t>Environment:</w:t>
+      </w:pPr>
+      <w:r>
+        <w:t xml:space="preserve">Tool name: </w:t>
       </w:r>
       <w:r>
         <w:rPr>
           <w:rFonts w:hint="default"/>
-          <w:color w:val="000000" w:themeColor="text1"/>
           <w:lang w:val="en-US"/>
         </w:rPr>
-        <w:t xml:space="preserve"> </w:t>
+        <w:t>NA</w:t>
       </w:r>
     </w:p>
     <w:p>
       <w:pPr>
-        <w:ind w:firstLine="840" w:firstLineChars="0"/>
-        <w:rPr>
-          <w:rFonts w:hint="default"/>
-          <w:lang w:val="en-US"/>
-        </w:rPr>
-      </w:pPr>
-      <w:r>
-        <w:rPr>
-          <w:rFonts w:hint="default"/>
-          <w:color w:val="000000" w:themeColor="text1"/>
-          <w:lang w:val="en-US"/>
-        </w:rPr>
-        <w:t>NA</w:t>
-      </w:r>
-    </w:p>
-    <w:p>
-      <w:pPr>
-        <w:pStyle w:val="5"/>
+        <w:pStyle w:val="64"/>
         <w:numPr>
           <w:ilvl w:val="0"/>
           <w:numId w:val="10"/>
         </w:numPr>
-        <w:rPr>
-          <w:color w:val="000000" w:themeColor="text1"/>
-        </w:rPr>
-      </w:pPr>
-      <w:r>
-        <w:rPr>
-          <w:color w:val="000000" w:themeColor="text1"/>
-        </w:rPr>
-        <w:t xml:space="preserve">Methodology: </w:t>
-      </w:r>
-      <w:r>
-        <w:rPr>
-          <w:color w:val="000000" w:themeColor="text1"/>
-        </w:rPr>
-        <w:br w:type="textWrapping"/>
-      </w:r>
-      <w:r>
-        <w:rPr>
-          <w:rFonts w:hint="default"/>
-          <w:color w:val="000000" w:themeColor="text1"/>
-          <w:lang w:val="en-US"/>
-        </w:rPr>
-        <w:tab/>
-      </w:r>
-      <w:r>
-        <w:rPr>
-          <w:rFonts w:hint="default"/>
-          <w:b w:val="0"/>
-          <w:bCs w:val="0"/>
-          <w:color w:val="000000" w:themeColor="text1"/>
-          <w:lang w:val="en-US"/>
-        </w:rPr>
-        <w:t>NA</w:t>
+      </w:pPr>
+      <w:r>
+        <w:t>Tool version: NA</w:t>
       </w:r>
     </w:p>
     <w:p>
       <w:pPr>
-        <w:pStyle w:val="5"/>
+        <w:pStyle w:val="64"/>
         <w:numPr>
           <w:ilvl w:val="0"/>
           <w:numId w:val="10"/>
-        </w:numPr>
-        <w:rPr>
-          <w:color w:val="000000" w:themeColor="text1"/>
-        </w:rPr>
-      </w:pPr>
-      <w:r>
-        <w:rPr>
-          <w:color w:val="000000" w:themeColor="text1"/>
-        </w:rPr>
-        <w:t>EDA tool:</w:t>
-      </w:r>
-    </w:p>
-    <w:p>
-      <w:pPr>
-        <w:pStyle w:val="64"/>
-        <w:numPr>
-          <w:ilvl w:val="0"/>
-          <w:numId w:val="11"/>
-        </w:numPr>
-      </w:pPr>
-      <w:r>
-        <w:t xml:space="preserve">Tool name: </w:t>
-      </w:r>
-      <w:r>
-        <w:rPr>
-          <w:rFonts w:hint="default"/>
-          <w:lang w:val="en-US"/>
-        </w:rPr>
-        <w:t>NA</w:t>
-      </w:r>
-    </w:p>
-    <w:p>
-      <w:pPr>
-        <w:pStyle w:val="64"/>
-        <w:numPr>
-          <w:ilvl w:val="0"/>
-          <w:numId w:val="11"/>
-        </w:numPr>
-      </w:pPr>
-      <w:r>
-        <w:t>Tool version: NA</w:t>
-      </w:r>
-    </w:p>
-    <w:p>
-      <w:pPr>
-        <w:pStyle w:val="64"/>
-        <w:numPr>
-          <w:ilvl w:val="0"/>
-          <w:numId w:val="11"/>
         </w:numPr>
       </w:pPr>
       <w:r>
@@ -15113,119 +15110,6 @@
       </w:rPr>
     </w:lvl>
   </w:abstractNum>
-  <w:abstractNum w:abstractNumId="10">
-    <w:nsid w:val="78AC2B89"/>
-    <w:multiLevelType w:val="multilevel"/>
-    <w:tmpl w:val="78AC2B89"/>
-    <w:lvl w:ilvl="0" w:tentative="0">
-      <w:start w:val="1"/>
-      <w:numFmt w:val="bullet"/>
-      <w:lvlText w:val=""/>
-      <w:lvlJc w:val="left"/>
-      <w:pPr>
-        <w:ind w:left="720" w:hanging="360"/>
-      </w:pPr>
-      <w:rPr>
-        <w:rFonts w:hint="default" w:ascii="Wingdings" w:hAnsi="Wingdings"/>
-      </w:rPr>
-    </w:lvl>
-    <w:lvl w:ilvl="1" w:tentative="0">
-      <w:start w:val="1"/>
-      <w:numFmt w:val="bullet"/>
-      <w:lvlText w:val="o"/>
-      <w:lvlJc w:val="left"/>
-      <w:pPr>
-        <w:ind w:left="1440" w:hanging="360"/>
-      </w:pPr>
-      <w:rPr>
-        <w:rFonts w:hint="default" w:ascii="Courier New" w:hAnsi="Courier New" w:cs="Courier New"/>
-      </w:rPr>
-    </w:lvl>
-    <w:lvl w:ilvl="2" w:tentative="0">
-      <w:start w:val="1"/>
-      <w:numFmt w:val="bullet"/>
-      <w:lvlText w:val=""/>
-      <w:lvlJc w:val="left"/>
-      <w:pPr>
-        <w:ind w:left="2160" w:hanging="360"/>
-      </w:pPr>
-      <w:rPr>
-        <w:rFonts w:hint="default" w:ascii="Wingdings" w:hAnsi="Wingdings"/>
-      </w:rPr>
-    </w:lvl>
-    <w:lvl w:ilvl="3" w:tentative="0">
-      <w:start w:val="1"/>
-      <w:numFmt w:val="bullet"/>
-      <w:lvlText w:val=""/>
-      <w:lvlJc w:val="left"/>
-      <w:pPr>
-        <w:ind w:left="2880" w:hanging="360"/>
-      </w:pPr>
-      <w:rPr>
-        <w:rFonts w:hint="default" w:ascii="Symbol" w:hAnsi="Symbol"/>
-      </w:rPr>
-    </w:lvl>
-    <w:lvl w:ilvl="4" w:tentative="0">
-      <w:start w:val="1"/>
-      <w:numFmt w:val="bullet"/>
-      <w:lvlText w:val="o"/>
-      <w:lvlJc w:val="left"/>
-      <w:pPr>
-        <w:ind w:left="3600" w:hanging="360"/>
-      </w:pPr>
-      <w:rPr>
-        <w:rFonts w:hint="default" w:ascii="Courier New" w:hAnsi="Courier New" w:cs="Courier New"/>
-      </w:rPr>
-    </w:lvl>
-    <w:lvl w:ilvl="5" w:tentative="0">
-      <w:start w:val="1"/>
-      <w:numFmt w:val="bullet"/>
-      <w:lvlText w:val=""/>
-      <w:lvlJc w:val="left"/>
-      <w:pPr>
-        <w:ind w:left="4320" w:hanging="360"/>
-      </w:pPr>
-      <w:rPr>
-        <w:rFonts w:hint="default" w:ascii="Wingdings" w:hAnsi="Wingdings"/>
-      </w:rPr>
-    </w:lvl>
-    <w:lvl w:ilvl="6" w:tentative="0">
-      <w:start w:val="1"/>
-      <w:numFmt w:val="bullet"/>
-      <w:lvlText w:val=""/>
-      <w:lvlJc w:val="left"/>
-      <w:pPr>
-        <w:ind w:left="5040" w:hanging="360"/>
-      </w:pPr>
-      <w:rPr>
-        <w:rFonts w:hint="default" w:ascii="Symbol" w:hAnsi="Symbol"/>
-      </w:rPr>
-    </w:lvl>
-    <w:lvl w:ilvl="7" w:tentative="0">
-      <w:start w:val="1"/>
-      <w:numFmt w:val="bullet"/>
-      <w:lvlText w:val="o"/>
-      <w:lvlJc w:val="left"/>
-      <w:pPr>
-        <w:ind w:left="5760" w:hanging="360"/>
-      </w:pPr>
-      <w:rPr>
-        <w:rFonts w:hint="default" w:ascii="Courier New" w:hAnsi="Courier New" w:cs="Courier New"/>
-      </w:rPr>
-    </w:lvl>
-    <w:lvl w:ilvl="8" w:tentative="0">
-      <w:start w:val="1"/>
-      <w:numFmt w:val="bullet"/>
-      <w:lvlText w:val=""/>
-      <w:lvlJc w:val="left"/>
-      <w:pPr>
-        <w:ind w:left="6480" w:hanging="360"/>
-      </w:pPr>
-      <w:rPr>
-        <w:rFonts w:hint="default" w:ascii="Wingdings" w:hAnsi="Wingdings"/>
-      </w:rPr>
-    </w:lvl>
-  </w:abstractNum>
   <w:num w:numId="1">
     <w:abstractNumId w:val="2"/>
   </w:num>
@@ -15236,27 +15120,24 @@
     <w:abstractNumId w:val="6"/>
   </w:num>
   <w:num w:numId="4">
-    <w:abstractNumId w:val="10"/>
+    <w:abstractNumId w:val="1"/>
   </w:num>
   <w:num w:numId="5">
-    <w:abstractNumId w:val="1"/>
+    <w:abstractNumId w:val="9"/>
   </w:num>
   <w:num w:numId="6">
-    <w:abstractNumId w:val="9"/>
+    <w:abstractNumId w:val="3"/>
   </w:num>
   <w:num w:numId="7">
-    <w:abstractNumId w:val="3"/>
+    <w:abstractNumId w:val="7"/>
   </w:num>
   <w:num w:numId="8">
-    <w:abstractNumId w:val="7"/>
+    <w:abstractNumId w:val="4"/>
   </w:num>
   <w:num w:numId="9">
-    <w:abstractNumId w:val="4"/>
+    <w:abstractNumId w:val="8"/>
   </w:num>
   <w:num w:numId="10">
-    <w:abstractNumId w:val="8"/>
-  </w:num>
-  <w:num w:numId="11">
     <w:abstractNumId w:val="5"/>
   </w:num>
 </w:numbering>
@@ -15282,7 +15163,7 @@
     <w:lsdException w:qFormat="1" w:uiPriority="0" w:name="heading 7"/>
     <w:lsdException w:qFormat="1" w:uiPriority="0" w:name="heading 8"/>
     <w:lsdException w:qFormat="1" w:uiPriority="0" w:name="heading 9"/>
-    <w:lsdException w:uiPriority="0" w:name="index 1"/>
+    <w:lsdException w:qFormat="1" w:uiPriority="0" w:name="index 1"/>
     <w:lsdException w:uiPriority="0" w:name="index 2"/>
     <w:lsdException w:uiPriority="0" w:name="index 3"/>
     <w:lsdException w:uiPriority="0" w:name="index 4"/>
@@ -15292,8 +15173,8 @@
     <w:lsdException w:uiPriority="0" w:name="index 8"/>
     <w:lsdException w:uiPriority="0" w:name="index 9"/>
     <w:lsdException w:unhideWhenUsed="0" w:uiPriority="39" w:semiHidden="0" w:name="toc 1"/>
-    <w:lsdException w:unhideWhenUsed="0" w:uiPriority="39" w:semiHidden="0" w:name="toc 2"/>
-    <w:lsdException w:unhideWhenUsed="0" w:uiPriority="39" w:semiHidden="0" w:name="toc 3"/>
+    <w:lsdException w:qFormat="1" w:unhideWhenUsed="0" w:uiPriority="39" w:semiHidden="0" w:name="toc 2"/>
+    <w:lsdException w:qFormat="1" w:unhideWhenUsed="0" w:uiPriority="39" w:semiHidden="0" w:name="toc 3"/>
     <w:lsdException w:uiPriority="39" w:semiHidden="0" w:name="toc 4"/>
     <w:lsdException w:uiPriority="39" w:semiHidden="0" w:name="toc 5"/>
     <w:lsdException w:uiPriority="39" w:semiHidden="0" w:name="toc 6"/>
@@ -15302,12 +15183,12 @@
     <w:lsdException w:uiPriority="39" w:semiHidden="0" w:name="toc 9"/>
     <w:lsdException w:uiPriority="0" w:name="Normal Indent"/>
     <w:lsdException w:uiPriority="0" w:name="footnote text"/>
-    <w:lsdException w:unhideWhenUsed="0" w:uiPriority="0" w:semiHidden="0" w:name="annotation text"/>
-    <w:lsdException w:unhideWhenUsed="0" w:uiPriority="0" w:semiHidden="0" w:name="header"/>
-    <w:lsdException w:unhideWhenUsed="0" w:uiPriority="0" w:semiHidden="0" w:name="footer"/>
+    <w:lsdException w:qFormat="1" w:unhideWhenUsed="0" w:uiPriority="0" w:semiHidden="0" w:name="annotation text"/>
+    <w:lsdException w:qFormat="1" w:unhideWhenUsed="0" w:uiPriority="0" w:semiHidden="0" w:name="header"/>
+    <w:lsdException w:qFormat="1" w:unhideWhenUsed="0" w:uiPriority="0" w:semiHidden="0" w:name="footer"/>
     <w:lsdException w:uiPriority="0" w:name="index heading"/>
     <w:lsdException w:qFormat="1" w:unhideWhenUsed="0" w:uiPriority="0" w:semiHidden="0" w:name="caption"/>
-    <w:lsdException w:unhideWhenUsed="0" w:uiPriority="99" w:semiHidden="0" w:name="table of figures"/>
+    <w:lsdException w:qFormat="1" w:unhideWhenUsed="0" w:uiPriority="99" w:semiHidden="0" w:name="table of figures"/>
     <w:lsdException w:uiPriority="0" w:name="envelope address"/>
     <w:lsdException w:uiPriority="0" w:name="envelope return"/>
     <w:lsdException w:uiPriority="0" w:name="footnote reference"/>
@@ -15320,7 +15201,7 @@
     <w:lsdException w:uiPriority="0" w:name="macro"/>
     <w:lsdException w:uiPriority="0" w:name="toa heading"/>
     <w:lsdException w:uiPriority="0" w:name="List"/>
-    <w:lsdException w:unhideWhenUsed="0" w:uiPriority="0" w:semiHidden="0" w:name="List Bullet"/>
+    <w:lsdException w:qFormat="1" w:unhideWhenUsed="0" w:uiPriority="0" w:semiHidden="0" w:name="List Bullet"/>
     <w:lsdException w:unhideWhenUsed="0" w:uiPriority="0" w:semiHidden="0" w:name="List Number"/>
     <w:lsdException w:uiPriority="0" w:name="List 2"/>
     <w:lsdException w:uiPriority="0" w:name="List 3"/>
@@ -15361,7 +15242,7 @@
     <w:lsdException w:unhideWhenUsed="0" w:uiPriority="0" w:semiHidden="0" w:name="FollowedHyperlink"/>
     <w:lsdException w:qFormat="1" w:unhideWhenUsed="0" w:uiPriority="0" w:semiHidden="0" w:name="Strong"/>
     <w:lsdException w:qFormat="1" w:unhideWhenUsed="0" w:uiPriority="0" w:semiHidden="0" w:name="Emphasis"/>
-    <w:lsdException w:unhideWhenUsed="0" w:uiPriority="0" w:name="Document Map"/>
+    <w:lsdException w:qFormat="1" w:unhideWhenUsed="0" w:uiPriority="0" w:name="Document Map"/>
     <w:lsdException w:qFormat="1" w:uiPriority="99" w:semiHidden="0" w:name="Plain Text"/>
     <w:lsdException w:uiPriority="0" w:name="E-mail Signature"/>
     <w:lsdException w:qFormat="1" w:uiPriority="99" w:semiHidden="0" w:name="Normal (Web)"/>
@@ -15375,7 +15256,7 @@
     <w:lsdException w:uiPriority="0" w:name="HTML Sample"/>
     <w:lsdException w:uiPriority="0" w:name="HTML Typewriter"/>
     <w:lsdException w:uiPriority="0" w:name="HTML Variable"/>
-    <w:lsdException w:uiPriority="99" w:name="Normal Table"/>
+    <w:lsdException w:qFormat="1" w:uiPriority="99" w:name="Normal Table"/>
     <w:lsdException w:qFormat="1" w:unhideWhenUsed="0" w:uiPriority="0" w:semiHidden="0" w:name="annotation subject"/>
     <w:lsdException w:uiPriority="0" w:name="Table Simple 1"/>
     <w:lsdException w:uiPriority="0" w:name="Table Simple 2"/>
@@ -15630,6 +15511,7 @@
     <w:name w:val="Normal Table"/>
     <w:semiHidden/>
     <w:unhideWhenUsed/>
+    <w:qFormat/>
     <w:uiPriority w:val="99"/>
     <w:tblPr>
       <w:tblCellMar>
@@ -15683,6 +15565,7 @@
     <w:name w:val="annotation text"/>
     <w:basedOn w:val="1"/>
     <w:link w:val="58"/>
+    <w:qFormat/>
     <w:uiPriority w:val="0"/>
   </w:style>
   <w:style w:type="paragraph" w:styleId="10">
@@ -15709,6 +15592,7 @@
     <w:name w:val="Document Map"/>
     <w:basedOn w:val="1"/>
     <w:semiHidden/>
+    <w:qFormat/>
     <w:uiPriority w:val="0"/>
     <w:pPr>
       <w:shd w:val="clear" w:color="auto" w:fill="000080"/>
@@ -15717,6 +15601,7 @@
   <w:style w:type="paragraph" w:styleId="13">
     <w:name w:val="footer"/>
     <w:basedOn w:val="1"/>
+    <w:qFormat/>
     <w:uiPriority w:val="0"/>
     <w:pPr>
       <w:tabs>
@@ -15729,6 +15614,7 @@
   <w:style w:type="paragraph" w:styleId="14">
     <w:name w:val="header"/>
     <w:basedOn w:val="1"/>
+    <w:qFormat/>
     <w:uiPriority w:val="0"/>
     <w:pPr>
       <w:tabs>
@@ -15779,6 +15665,7 @@
     <w:next w:val="1"/>
     <w:semiHidden/>
     <w:unhideWhenUsed/>
+    <w:qFormat/>
     <w:uiPriority w:val="0"/>
     <w:pPr>
       <w:spacing w:line="240" w:lineRule="auto"/>
@@ -15788,6 +15675,7 @@
   <w:style w:type="paragraph" w:styleId="17">
     <w:name w:val="List Bullet"/>
     <w:basedOn w:val="1"/>
+    <w:qFormat/>
     <w:uiPriority w:val="0"/>
     <w:pPr>
       <w:numPr>
@@ -15832,6 +15720,7 @@
     <w:name w:val="table of figures"/>
     <w:basedOn w:val="1"/>
     <w:next w:val="1"/>
+    <w:qFormat/>
     <w:uiPriority w:val="99"/>
     <w:pPr>
       <w:ind w:left="480" w:hanging="480"/>
@@ -15861,6 +15750,7 @@
     <w:name w:val="toc 2"/>
     <w:basedOn w:val="1"/>
     <w:next w:val="1"/>
+    <w:qFormat/>
     <w:uiPriority w:val="39"/>
     <w:pPr>
       <w:ind w:left="200" w:leftChars="100"/>
@@ -15870,6 +15760,7 @@
     <w:name w:val="toc 3"/>
     <w:basedOn w:val="1"/>
     <w:next w:val="1"/>
+    <w:qFormat/>
     <w:uiPriority w:val="39"/>
     <w:pPr>
       <w:ind w:left="400" w:leftChars="200"/>
